--- a/atelier/atelier_142.docx
+++ b/atelier/atelier_142.docx
@@ -596,7 +596,7 @@
         <w:spacing w:after="80"/>
       </w:pPr>
       <w:r>
-        <w:t xml:space="preserve">Une bonne review cherche plusieurs choses, pas seulement les bugs : lisibilité (le code sera relu cent fois), logique (fait-il ce qu’il doit ?), tests (sont-ils suffisants ?), sécurité (cf. capsule #124), cohérence (avec le reste du projet). Nommer ces dimensions enrichit la review au-delà de la chasse aux fautes.</w:t>
+        <w:t xml:space="preserve">Une bonne review cherche plusieurs choses, pas seulement les bugs : lisibilité (le code sera relu cent fois), logique (fait-il ce qu’il doit ?), tests (sont-ils suffisants ?), sécurité (cf. capsule), cohérence (avec le reste du projet). Nommer ces dimensions enrichit la review au-delà de la chasse aux fautes.</w:t>
       </w:r>
     </w:p>
     <w:p>
@@ -680,7 +680,7 @@
                 <w:sz w:val="18"/>
                 <w:szCs w:val="18"/>
               </w:rPr>
-              <w:t xml:space="preserve">  Une bonne review regarde :</w:t>
+              <w:t xml:space="preserve"> Une bonne review regarde :</w:t>
             </w:r>
           </w:p>
           <w:p>
@@ -690,7 +690,7 @@
                 <w:sz w:val="18"/>
                 <w:szCs w:val="18"/>
               </w:rPr>
-              <w:t xml:space="preserve">    - LISIBILITÉ : le code est-il clair pour qui le relira ?</w:t>
+              <w:t xml:space="preserve"> - LISIBILITÉ : le code est-il clair pour qui le relira ?</w:t>
             </w:r>
           </w:p>
           <w:p>
@@ -700,7 +700,7 @@
                 <w:sz w:val="18"/>
                 <w:szCs w:val="18"/>
               </w:rPr>
-              <w:t xml:space="preserve">    - LOGIQUE    : fait-il vraiment ce qu'il doit ?</w:t>
+              <w:t xml:space="preserve"> - LOGIQUE : fait-il vraiment ce qu'il doit ?</w:t>
             </w:r>
           </w:p>
           <w:p>
@@ -710,7 +710,7 @@
                 <w:sz w:val="18"/>
                 <w:szCs w:val="18"/>
               </w:rPr>
-              <w:t xml:space="preserve">                   cas limites couverts ?</w:t>
+              <w:t xml:space="preserve"> cas limites couverts ?</w:t>
             </w:r>
           </w:p>
           <w:p>
@@ -720,7 +720,7 @@
                 <w:sz w:val="18"/>
                 <w:szCs w:val="18"/>
               </w:rPr>
-              <w:t xml:space="preserve">    - TESTS      : y a-t-il des tests, sont-ils pertinents ?</w:t>
+              <w:t xml:space="preserve"> - TESTS : y a-t-il des tests, sont-ils pertinents ?</w:t>
             </w:r>
           </w:p>
           <w:p>
@@ -730,7 +730,7 @@
                 <w:sz w:val="18"/>
                 <w:szCs w:val="18"/>
               </w:rPr>
-              <w:t xml:space="preserve">    - SÉCURITÉ   : entrées non assainies, secrets ? (cf. #124)</w:t>
+              <w:t xml:space="preserve"> - SÉCURITÉ : entrées non assainies, secrets ? (cf.)</w:t>
             </w:r>
           </w:p>
           <w:p>
@@ -740,7 +740,7 @@
                 <w:sz w:val="18"/>
                 <w:szCs w:val="18"/>
               </w:rPr>
-              <w:t xml:space="preserve">    - COHÉRENCE  : conventions du projet respectées ?</w:t>
+              <w:t xml:space="preserve"> - COHÉRENCE : conventions du projet respectées ?</w:t>
             </w:r>
           </w:p>
           <w:p>
@@ -760,7 +760,7 @@
                 <w:sz w:val="18"/>
                 <w:szCs w:val="18"/>
               </w:rPr>
-              <w:t xml:space="preserve">  Une bonne review N'EST PAS :</w:t>
+              <w:t xml:space="preserve"> Une bonne review N'EST PAS :</w:t>
             </w:r>
           </w:p>
           <w:p>
@@ -770,7 +770,7 @@
                 <w:sz w:val="18"/>
                 <w:szCs w:val="18"/>
               </w:rPr>
-              <w:t xml:space="preserve">    - un 'LGTM' sans regard</w:t>
+              <w:t xml:space="preserve"> - un 'LGTM' sans regard</w:t>
             </w:r>
           </w:p>
           <w:p>
@@ -780,7 +780,7 @@
                 <w:sz w:val="18"/>
                 <w:szCs w:val="18"/>
               </w:rPr>
-              <w:t xml:space="preserve">    - une chasse au style (le lint s'en charge, cf. #123)</w:t>
+              <w:t xml:space="preserve"> - une chasse au style (le lint s'en charge, cf.)</w:t>
             </w:r>
           </w:p>
           <w:p>
@@ -790,7 +790,7 @@
                 <w:sz w:val="18"/>
                 <w:szCs w:val="18"/>
               </w:rPr>
-              <w:t xml:space="preserve">    - un audit hostile</w:t>
+              <w:t xml:space="preserve"> - un audit hostile</w:t>
             </w:r>
           </w:p>
           <w:p>
@@ -810,7 +810,7 @@
                 <w:sz w:val="18"/>
                 <w:szCs w:val="18"/>
               </w:rPr>
-              <w:t xml:space="preserve">  -&gt; charte courte, partagée, vivante.</w:t>
+              <w:t xml:space="preserve"> -&gt; charte courte, partagée, vivante.</w:t>
             </w:r>
           </w:p>
         </w:tc>
@@ -839,7 +839,7 @@
         <w:spacing w:after="80"/>
       </w:pPr>
       <w:r>
-        <w:t xml:space="preserve">Distinguer ce que la review doit faire de ce que l’outillage fait déjà : le style est géré par le lint (#123), certaines failles par le SAST (#124). La review humaine se concentre sur ce que la machine ne voit pas : la logique, la pertinence, la cohérence d’intention. On ne gaspille pas la review sur ce qui est automatisé.</w:t>
+        <w:t xml:space="preserve">Distinguer ce que la review doit faire de ce que l’outillage fait déjà : le style est géré par le lint, certaines failles par le SAST. La review humaine se concentre sur ce que la machine ne voit pas : la logique, la pertinence, la cohérence d’intention. On ne gaspille pas la review sur ce qui est automatisé.</w:t>
       </w:r>
     </w:p>
     <w:p>
@@ -865,7 +865,7 @@
         <w:spacing w:after="80"/>
       </w:pPr>
       <w:r>
-        <w:t xml:space="preserve">Poser ce qu’une review N’EST PAS : nommer les dérives (tampon vide, chasse au style, audit hostile) clarifie autant que les critères positifs. La charte borne la posture, préparant le #144 (feedback constructif).</w:t>
+        <w:t xml:space="preserve">Poser ce qu’une review N’EST PAS : nommer les dérives (tampon vide, chasse au style, audit hostile) clarifie autant que les critères positifs. La charte borne la posture, préparant le le feedback constructif : questionner plutôt qu’imposer (feedback constructif).</w:t>
       </w:r>
     </w:p>
     <w:p>
@@ -1137,7 +1137,7 @@
         <w:spacing w:after="120"/>
       </w:pPr>
       <w:r>
-        <w:t xml:space="preserve">La charte définit la cible. La suite l’incarne : #143 (pratique de review en binôme sur de vraies MR), #144 (feedback constructif — la posture du reviewer), #145 (partager les meilleures reviews), #146 (systématiser au moins un commentaire constructif), #147 (mentorat par la review). La charte d’aujourd’hui est la référence de tous ces ateliers.</w:t>
+        <w:t xml:space="preserve">La charte définit la cible. La suite l’incarne : (pratique de review en binôme sur de vraies MR), (feedback constructif — la posture du reviewer), (partager les meilleures reviews), (systématiser au moins un commentaire constructif), (mentorat par la review). La charte d’aujourd’hui est la référence de tous ces ateliers.</w:t>
       </w:r>
     </w:p>
     <w:p>
